--- a/Articles/2026/4_Blender_Tips_and_Tricks/16_Creating_Custom_Geometry/16 Creating Custom Geometry.docx
+++ b/Articles/2026/4_Blender_Tips_and_Tricks/16_Creating_Custom_Geometry/16 Creating Custom Geometry.docx
@@ -291,89 +291,6 @@
                     <a:prstGeom prst="rect">
                       <a:avLst/>
                     </a:prstGeom>
-                  </pic:spPr>
-                </pic:pic>
-              </a:graphicData>
-            </a:graphic>
-          </wp:inline>
-        </w:drawing>
-      </w:r>
-    </w:p>
-    <w:p/>
-    <w:p>
-      <w:r>
-        <w:rPr>
-          <w:rStyle w:val="BoldRedChar"/>
-        </w:rPr>
-        <w:t>Watch It-</w:t>
-      </w:r>
-      <w:r>
-        <w:t xml:space="preserve"> If your topology needs to be sewn together, as most of the time, it will. You will need to get used to counting vertices on both side of the gap, as you are creating the faces. If your faces on one side do not match the vertices that you will need to be connecting to, you will find yourself in a mess.</w:t>
-      </w:r>
-    </w:p>
-    <w:p>
-      <w:pPr>
-        <w:tabs>
-          <w:tab w:val="left" w:pos="900"/>
-        </w:tabs>
-      </w:pPr>
-      <w:r>
-        <w:t>Now look at your vertices, these two structures will have a row between them, but they will all have to have the same number of vertices between them to match.</w:t>
-      </w:r>
-    </w:p>
-    <w:p>
-      <w:pPr>
-        <w:tabs>
-          <w:tab w:val="left" w:pos="900"/>
-        </w:tabs>
-      </w:pPr>
-      <w:r>
-        <w:rPr>
-          <w:noProof/>
-        </w:rPr>
-        <w:drawing>
-          <wp:inline distT="0" distB="0" distL="0" distR="0" wp14:anchorId="4F9E5A85" wp14:editId="2AFEF197">
-            <wp:extent cx="2543175" cy="2697619"/>
-            <wp:effectExtent l="76200" t="76200" r="123825" b="140970"/>
-            <wp:docPr id="1986307560" name="Picture 1"/>
-            <wp:cNvGraphicFramePr>
-              <a:graphicFrameLocks xmlns:a="http://schemas.openxmlformats.org/drawingml/2006/main" noChangeAspect="1"/>
-            </wp:cNvGraphicFramePr>
-            <a:graphic xmlns:a="http://schemas.openxmlformats.org/drawingml/2006/main">
-              <a:graphicData uri="http://schemas.openxmlformats.org/drawingml/2006/picture">
-                <pic:pic xmlns:pic="http://schemas.openxmlformats.org/drawingml/2006/picture">
-                  <pic:nvPicPr>
-                    <pic:cNvPr id="1986307560" name=""/>
-                    <pic:cNvPicPr/>
-                  </pic:nvPicPr>
-                  <pic:blipFill>
-                    <a:blip r:embed="rId11"/>
-                    <a:stretch>
-                      <a:fillRect/>
-                    </a:stretch>
-                  </pic:blipFill>
-                  <pic:spPr>
-                    <a:xfrm>
-                      <a:off x="0" y="0"/>
-                      <a:ext cx="2550925" cy="2705839"/>
-                    </a:xfrm>
-                    <a:prstGeom prst="rect">
-                      <a:avLst/>
-                    </a:prstGeom>
-                    <a:ln w="38100" cap="sq">
-                      <a:solidFill>
-                        <a:srgbClr val="000000"/>
-                      </a:solidFill>
-                      <a:prstDash val="solid"/>
-                      <a:miter lim="800000"/>
-                    </a:ln>
-                    <a:effectLst>
-                      <a:outerShdw blurRad="50800" dist="38100" dir="2700000" algn="tl" rotWithShape="0">
-                        <a:srgbClr val="000000">
-                          <a:alpha val="43000"/>
-                        </a:srgbClr>
-                      </a:outerShdw>
-                    </a:effectLst>
                   </pic:spPr>
                 </pic:pic>
               </a:graphicData>

--- a/Articles/2026/4_Blender_Tips_and_Tricks/16_Creating_Custom_Geometry/16 Creating Custom Geometry.docx
+++ b/Articles/2026/4_Blender_Tips_and_Tricks/16_Creating_Custom_Geometry/16 Creating Custom Geometry.docx
@@ -18,6 +18,72 @@
         <w:t>12/14/2026</w:t>
       </w:r>
     </w:p>
+    <w:p/>
+    <w:p>
+      <w:r>
+        <w:rPr>
+          <w:noProof/>
+        </w:rPr>
+        <w:drawing>
+          <wp:inline distT="0" distB="0" distL="0" distR="0" wp14:anchorId="33A9F720" wp14:editId="6DB2B333">
+            <wp:extent cx="3297389" cy="2943225"/>
+            <wp:effectExtent l="76200" t="76200" r="132080" b="123825"/>
+            <wp:docPr id="2043852635" name="Picture 1"/>
+            <wp:cNvGraphicFramePr>
+              <a:graphicFrameLocks xmlns:a="http://schemas.openxmlformats.org/drawingml/2006/main" noChangeAspect="1"/>
+            </wp:cNvGraphicFramePr>
+            <a:graphic xmlns:a="http://schemas.openxmlformats.org/drawingml/2006/main">
+              <a:graphicData uri="http://schemas.openxmlformats.org/drawingml/2006/picture">
+                <pic:pic xmlns:pic="http://schemas.openxmlformats.org/drawingml/2006/picture">
+                  <pic:nvPicPr>
+                    <pic:cNvPr id="0" name="Picture 1"/>
+                    <pic:cNvPicPr>
+                      <a:picLocks noChangeAspect="1" noChangeArrowheads="1"/>
+                    </pic:cNvPicPr>
+                  </pic:nvPicPr>
+                  <pic:blipFill>
+                    <a:blip r:embed="rId6">
+                      <a:extLst>
+                        <a:ext uri="{28A0092B-C50C-407E-A947-70E740481C1C}">
+                          <a14:useLocalDpi xmlns:a14="http://schemas.microsoft.com/office/drawing/2010/main" val="0"/>
+                        </a:ext>
+                      </a:extLst>
+                    </a:blip>
+                    <a:srcRect/>
+                    <a:stretch>
+                      <a:fillRect/>
+                    </a:stretch>
+                  </pic:blipFill>
+                  <pic:spPr bwMode="auto">
+                    <a:xfrm>
+                      <a:off x="0" y="0"/>
+                      <a:ext cx="3303064" cy="2948290"/>
+                    </a:xfrm>
+                    <a:prstGeom prst="rect">
+                      <a:avLst/>
+                    </a:prstGeom>
+                    <a:ln w="38100" cap="sq">
+                      <a:solidFill>
+                        <a:srgbClr val="000000"/>
+                      </a:solidFill>
+                      <a:prstDash val="solid"/>
+                      <a:miter lim="800000"/>
+                    </a:ln>
+                    <a:effectLst>
+                      <a:outerShdw blurRad="50800" dist="38100" dir="2700000" algn="tl" rotWithShape="0">
+                        <a:srgbClr val="000000">
+                          <a:alpha val="43000"/>
+                        </a:srgbClr>
+                      </a:outerShdw>
+                    </a:effectLst>
+                  </pic:spPr>
+                </pic:pic>
+              </a:graphicData>
+            </a:graphic>
+          </wp:inline>
+        </w:drawing>
+      </w:r>
+    </w:p>
     <w:p>
       <w:pPr>
         <w:pStyle w:val="Heading1"/>
@@ -27,15 +93,73 @@
       </w:r>
     </w:p>
     <w:p>
+      <w:bookmarkStart w:id="0" w:name="_Hlk237446008"/>
       <w:r>
         <w:t xml:space="preserve">We can create Custom Geometry to </w:t>
       </w:r>
       <w:r>
-        <w:t>fill unique areas of our mesh. Here we are selecting just 2 vertices and extruding them (E Key on Keyboard).  Then you can use scale (S), rotate (R) and the move tool (G) to mold this new face to fit the area that you are needing to fill exactly.</w:t>
-      </w:r>
-    </w:p>
-    <w:p>
-      <w:bookmarkStart w:id="0" w:name="_Hlk237241624"/>
+        <w:t>fill unique areas of our mesh</w:t>
+      </w:r>
+      <w:bookmarkStart w:id="1" w:name="_Hlk237241624"/>
+      <w:r>
+        <w:t xml:space="preserve">. </w:t>
+      </w:r>
+      <w:r>
+        <w:t>Here we are selecting just two vertices and extruding them</w:t>
+      </w:r>
+      <w:r>
+        <w:t xml:space="preserve">, </w:t>
+      </w:r>
+      <w:r>
+        <w:rPr>
+          <w:b/>
+          <w:bCs/>
+        </w:rPr>
+        <w:t>Extrude</w:t>
+      </w:r>
+      <w:r>
+        <w:rPr>
+          <w:b/>
+          <w:bCs/>
+        </w:rPr>
+        <w:t xml:space="preserve"> (E)</w:t>
+      </w:r>
+      <w:r>
+        <w:t xml:space="preserve">. Then you can use </w:t>
+      </w:r>
+      <w:r>
+        <w:rPr>
+          <w:b/>
+          <w:bCs/>
+        </w:rPr>
+        <w:t>Scale (S)</w:t>
+      </w:r>
+      <w:r>
+        <w:t xml:space="preserve">, </w:t>
+      </w:r>
+      <w:r>
+        <w:rPr>
+          <w:b/>
+          <w:bCs/>
+        </w:rPr>
+        <w:t>Rotate (R),</w:t>
+      </w:r>
+      <w:r>
+        <w:t xml:space="preserve"> and </w:t>
+      </w:r>
+      <w:r>
+        <w:rPr>
+          <w:b/>
+          <w:bCs/>
+        </w:rPr>
+        <w:t>Move (G)</w:t>
+      </w:r>
+      <w:r>
+        <w:t xml:space="preserve"> to shape the new face so it fits the area you need.</w:t>
+      </w:r>
+      <w:r>
+        <w:t xml:space="preserve"> </w:t>
+      </w:r>
       <w:r>
         <w:t xml:space="preserve">Then hit the </w:t>
       </w:r>
@@ -51,6 +175,7 @@
       </w:r>
     </w:p>
     <w:bookmarkEnd w:id="0"/>
+    <w:bookmarkEnd w:id="1"/>
     <w:p>
       <w:r>
         <w:rPr>
@@ -72,7 +197,7 @@
                     <pic:cNvPicPr/>
                   </pic:nvPicPr>
                   <pic:blipFill>
-                    <a:blip r:embed="rId6"/>
+                    <a:blip r:embed="rId7"/>
                     <a:stretch>
                       <a:fillRect/>
                     </a:stretch>
@@ -95,6 +220,7 @@
     </w:p>
     <w:p>
       <w:r>
+        <w:lastRenderedPageBreak/>
         <w:t>We can create the second face by selecting the two vertices at the side of this new face hitting the E key on the keyboard and extruding it again.</w:t>
       </w:r>
     </w:p>
@@ -103,7 +229,6 @@
         <w:rPr>
           <w:noProof/>
         </w:rPr>
-        <w:lastRenderedPageBreak/>
         <w:drawing>
           <wp:inline distT="0" distB="0" distL="0" distR="0" wp14:anchorId="6A4852C3" wp14:editId="739BF51A">
             <wp:extent cx="5239481" cy="2848373"/>
@@ -120,7 +245,7 @@
                     <pic:cNvPicPr/>
                   </pic:nvPicPr>
                   <pic:blipFill>
-                    <a:blip r:embed="rId7"/>
+                    <a:blip r:embed="rId8"/>
                     <a:stretch>
                       <a:fillRect/>
                     </a:stretch>
@@ -179,7 +304,7 @@
                     <pic:cNvPicPr/>
                   </pic:nvPicPr>
                   <pic:blipFill>
-                    <a:blip r:embed="rId8"/>
+                    <a:blip r:embed="rId9"/>
                     <a:stretch>
                       <a:fillRect/>
                     </a:stretch>
@@ -235,7 +360,7 @@
                     <pic:cNvPicPr/>
                   </pic:nvPicPr>
                   <pic:blipFill>
-                    <a:blip r:embed="rId9"/>
+                    <a:blip r:embed="rId10"/>
                     <a:stretch>
                       <a:fillRect/>
                     </a:stretch>
@@ -278,7 +403,7 @@
                     <pic:cNvPicPr/>
                   </pic:nvPicPr>
                   <pic:blipFill>
-                    <a:blip r:embed="rId10"/>
+                    <a:blip r:embed="rId11"/>
                     <a:stretch>
                       <a:fillRect/>
                     </a:stretch>
